--- a/docs/manuel/chapitre-15-chantiers-et-travaux.docx
+++ b/docs/manuel/chapitre-15-chantiers-et-travaux.docx
@@ -322,7 +322,7 @@
                 <w:sz w:val="20"/>
                 <w:szCs w:val="20"/>
               </w:rPr>
-              <w:t xml:space="preserve">2.101.378</w:t>
+              <w:t xml:space="preserve">2.101.379</w:t>
             </w:r>
           </w:p>
         </w:tc>
@@ -10578,7 +10578,7 @@
         <w:sz w:val="14"/>
         <w:szCs w:val="14"/>
       </w:rPr>
-      <w:t xml:space="preserve">Version 2.101.378 de l'application  ·  30 septembre 2026  ·  document interne BMI Togo</w:t>
+      <w:t xml:space="preserve">Version 2.101.379 de l'application  ·  30 septembre 2026  ·  document interne BMI Togo</w:t>
     </w:r>
   </w:p>
 </w:ftr>

--- a/docs/manuel/chapitre-15-chantiers-et-travaux.docx
+++ b/docs/manuel/chapitre-15-chantiers-et-travaux.docx
@@ -322,7 +322,7 @@
                 <w:sz w:val="20"/>
                 <w:szCs w:val="20"/>
               </w:rPr>
-              <w:t xml:space="preserve">2.101.379</w:t>
+              <w:t xml:space="preserve">2.101.380</w:t>
             </w:r>
           </w:p>
         </w:tc>
@@ -10578,7 +10578,7 @@
         <w:sz w:val="14"/>
         <w:szCs w:val="14"/>
       </w:rPr>
-      <w:t xml:space="preserve">Version 2.101.379 de l'application  ·  30 septembre 2026  ·  document interne BMI Togo</w:t>
+      <w:t xml:space="preserve">Version 2.101.380 de l'application  ·  30 septembre 2026  ·  document interne BMI Togo</w:t>
     </w:r>
   </w:p>
 </w:ftr>

--- a/docs/manuel/chapitre-15-chantiers-et-travaux.docx
+++ b/docs/manuel/chapitre-15-chantiers-et-travaux.docx
@@ -322,7 +322,7 @@
                 <w:sz w:val="20"/>
                 <w:szCs w:val="20"/>
               </w:rPr>
-              <w:t xml:space="preserve">2.101.380</w:t>
+              <w:t xml:space="preserve">2.101.381</w:t>
             </w:r>
           </w:p>
         </w:tc>
@@ -10578,7 +10578,7 @@
         <w:sz w:val="14"/>
         <w:szCs w:val="14"/>
       </w:rPr>
-      <w:t xml:space="preserve">Version 2.101.380 de l'application  ·  30 septembre 2026  ·  document interne BMI Togo</w:t>
+      <w:t xml:space="preserve">Version 2.101.381 de l'application  ·  30 septembre 2026  ·  document interne BMI Togo</w:t>
     </w:r>
   </w:p>
 </w:ftr>

--- a/docs/manuel/chapitre-15-chantiers-et-travaux.docx
+++ b/docs/manuel/chapitre-15-chantiers-et-travaux.docx
@@ -322,7 +322,7 @@
                 <w:sz w:val="20"/>
                 <w:szCs w:val="20"/>
               </w:rPr>
-              <w:t xml:space="preserve">2.101.381</w:t>
+              <w:t xml:space="preserve">2.101.382</w:t>
             </w:r>
           </w:p>
         </w:tc>
@@ -10578,7 +10578,7 @@
         <w:sz w:val="14"/>
         <w:szCs w:val="14"/>
       </w:rPr>
-      <w:t xml:space="preserve">Version 2.101.381 de l'application  ·  30 septembre 2026  ·  document interne BMI Togo</w:t>
+      <w:t xml:space="preserve">Version 2.101.382 de l'application  ·  30 septembre 2026  ·  document interne BMI Togo</w:t>
     </w:r>
   </w:p>
 </w:ftr>

--- a/docs/manuel/chapitre-15-chantiers-et-travaux.docx
+++ b/docs/manuel/chapitre-15-chantiers-et-travaux.docx
@@ -322,7 +322,7 @@
                 <w:sz w:val="20"/>
                 <w:szCs w:val="20"/>
               </w:rPr>
-              <w:t xml:space="preserve">2.101.382</w:t>
+              <w:t xml:space="preserve">2.101.383</w:t>
             </w:r>
           </w:p>
         </w:tc>
@@ -10578,7 +10578,7 @@
         <w:sz w:val="14"/>
         <w:szCs w:val="14"/>
       </w:rPr>
-      <w:t xml:space="preserve">Version 2.101.382 de l'application  ·  30 septembre 2026  ·  document interne BMI Togo</w:t>
+      <w:t xml:space="preserve">Version 2.101.383 de l'application  ·  30 septembre 2026  ·  document interne BMI Togo</w:t>
     </w:r>
   </w:p>
 </w:ftr>

--- a/docs/manuel/chapitre-15-chantiers-et-travaux.docx
+++ b/docs/manuel/chapitre-15-chantiers-et-travaux.docx
@@ -322,7 +322,7 @@
                 <w:sz w:val="20"/>
                 <w:szCs w:val="20"/>
               </w:rPr>
-              <w:t xml:space="preserve">2.101.383</w:t>
+              <w:t xml:space="preserve">2.101.384</w:t>
             </w:r>
           </w:p>
         </w:tc>
@@ -10578,7 +10578,7 @@
         <w:sz w:val="14"/>
         <w:szCs w:val="14"/>
       </w:rPr>
-      <w:t xml:space="preserve">Version 2.101.383 de l'application  ·  30 septembre 2026  ·  document interne BMI Togo</w:t>
+      <w:t xml:space="preserve">Version 2.101.384 de l'application  ·  30 septembre 2026  ·  document interne BMI Togo</w:t>
     </w:r>
   </w:p>
 </w:ftr>

--- a/docs/manuel/chapitre-15-chantiers-et-travaux.docx
+++ b/docs/manuel/chapitre-15-chantiers-et-travaux.docx
@@ -322,7 +322,7 @@
                 <w:sz w:val="20"/>
                 <w:szCs w:val="20"/>
               </w:rPr>
-              <w:t xml:space="preserve">2.101.384</w:t>
+              <w:t xml:space="preserve">2.101.385</w:t>
             </w:r>
           </w:p>
         </w:tc>
@@ -10578,7 +10578,7 @@
         <w:sz w:val="14"/>
         <w:szCs w:val="14"/>
       </w:rPr>
-      <w:t xml:space="preserve">Version 2.101.384 de l'application  ·  30 septembre 2026  ·  document interne BMI Togo</w:t>
+      <w:t xml:space="preserve">Version 2.101.385 de l'application  ·  30 septembre 2026  ·  document interne BMI Togo</w:t>
     </w:r>
   </w:p>
 </w:ftr>

--- a/docs/manuel/chapitre-15-chantiers-et-travaux.docx
+++ b/docs/manuel/chapitre-15-chantiers-et-travaux.docx
@@ -322,7 +322,7 @@
                 <w:sz w:val="20"/>
                 <w:szCs w:val="20"/>
               </w:rPr>
-              <w:t xml:space="preserve">2.101.385</w:t>
+              <w:t xml:space="preserve">2.101.386</w:t>
             </w:r>
           </w:p>
         </w:tc>
@@ -10578,7 +10578,7 @@
         <w:sz w:val="14"/>
         <w:szCs w:val="14"/>
       </w:rPr>
-      <w:t xml:space="preserve">Version 2.101.385 de l'application  ·  30 septembre 2026  ·  document interne BMI Togo</w:t>
+      <w:t xml:space="preserve">Version 2.101.386 de l'application  ·  30 septembre 2026  ·  document interne BMI Togo</w:t>
     </w:r>
   </w:p>
 </w:ftr>

--- a/docs/manuel/chapitre-15-chantiers-et-travaux.docx
+++ b/docs/manuel/chapitre-15-chantiers-et-travaux.docx
@@ -322,7 +322,7 @@
                 <w:sz w:val="20"/>
                 <w:szCs w:val="20"/>
               </w:rPr>
-              <w:t xml:space="preserve">2.101.386</w:t>
+              <w:t xml:space="preserve">2.101.387</w:t>
             </w:r>
           </w:p>
         </w:tc>
@@ -10578,7 +10578,7 @@
         <w:sz w:val="14"/>
         <w:szCs w:val="14"/>
       </w:rPr>
-      <w:t xml:space="preserve">Version 2.101.386 de l'application  ·  30 septembre 2026  ·  document interne BMI Togo</w:t>
+      <w:t xml:space="preserve">Version 2.101.387 de l'application  ·  30 septembre 2026  ·  document interne BMI Togo</w:t>
     </w:r>
   </w:p>
 </w:ftr>

--- a/docs/manuel/chapitre-15-chantiers-et-travaux.docx
+++ b/docs/manuel/chapitre-15-chantiers-et-travaux.docx
@@ -322,7 +322,7 @@
                 <w:sz w:val="20"/>
                 <w:szCs w:val="20"/>
               </w:rPr>
-              <w:t xml:space="preserve">2.101.387</w:t>
+              <w:t xml:space="preserve">2.101.388</w:t>
             </w:r>
           </w:p>
         </w:tc>
@@ -10578,7 +10578,7 @@
         <w:sz w:val="14"/>
         <w:szCs w:val="14"/>
       </w:rPr>
-      <w:t xml:space="preserve">Version 2.101.387 de l'application  ·  30 septembre 2026  ·  document interne BMI Togo</w:t>
+      <w:t xml:space="preserve">Version 2.101.388 de l'application  ·  30 septembre 2026  ·  document interne BMI Togo</w:t>
     </w:r>
   </w:p>
 </w:ftr>

--- a/docs/manuel/chapitre-15-chantiers-et-travaux.docx
+++ b/docs/manuel/chapitre-15-chantiers-et-travaux.docx
@@ -322,7 +322,7 @@
                 <w:sz w:val="20"/>
                 <w:szCs w:val="20"/>
               </w:rPr>
-              <w:t xml:space="preserve">2.101.388</w:t>
+              <w:t xml:space="preserve">2.101.389</w:t>
             </w:r>
           </w:p>
         </w:tc>
@@ -4007,7 +4007,7 @@
                 <w:sz w:val="20"/>
                 <w:szCs w:val="20"/>
               </w:rPr>
-              <w:t xml:space="preserve">Le chantier passe « Terminé — en attente du client ». L'application prévient, puis </w:t>
+              <w:t xml:space="preserve">Le chantier passe « Terminé — en attente du client ». Le </w:t>
             </w:r>
             <w:r>
               <w:rPr>
@@ -4016,14 +4016,14 @@
                 <w:sz w:val="20"/>
                 <w:szCs w:val="20"/>
               </w:rPr>
-              <w:t xml:space="preserve">WhatsApp s'ouvre avec le lien de signature du PV</w:t>
+              <w:t xml:space="preserve">lien de signature du PV part tout seul du numéro WhatsApp BMI</w:t>
             </w:r>
             <w:r>
               <w:rPr>
                 <w:sz w:val="20"/>
                 <w:szCs w:val="20"/>
               </w:rPr>
-              <w:t xml:space="preserve">, à envoyer au client. Le lien ne porte </w:t>
+              <w:t xml:space="preserve"> au client (« Vos travaux d'installation (solaire) sont terminés… », l'adresse du lien, l'e-mail, les numéros et le site), et l'écran le confirme. Le message ne porte </w:t>
             </w:r>
             <w:r>
               <w:rPr>
@@ -4039,7 +4039,7 @@
                 <w:sz w:val="20"/>
                 <w:szCs w:val="20"/>
               </w:rPr>
-              <w:t xml:space="preserve"> du client.</w:t>
+              <w:t xml:space="preserve"> du client. Si le numéro BMI ne peut pas envoyer (formation, réseau, modèle pas encore approuvé), l'écran le dit, puis WhatsApp s'ouvre sur votre téléphone avec le même texte.</w:t>
             </w:r>
           </w:p>
         </w:tc>
@@ -4484,7 +4484,23 @@
                 <w:sz w:val="20"/>
                 <w:szCs w:val="20"/>
               </w:rPr>
-              <w:t xml:space="preserve">L'administrateur confirme que les réserves sont corrigées : un nouveau lien part au client. Pendant l'attente : « 📤 Avenant en attente de signature ».</w:t>
+              <w:t xml:space="preserve">L'administrateur confirme que les réserves sont corrigées : un nouveau lien part au client </w:t>
+            </w:r>
+            <w:r>
+              <w:rPr>
+                <w:b/>
+                <w:bCs/>
+                <w:sz w:val="20"/>
+                <w:szCs w:val="20"/>
+              </w:rPr>
+              <w:t xml:space="preserve">du numéro WhatsApp BMI</w:t>
+            </w:r>
+            <w:r>
+              <w:rPr>
+                <w:sz w:val="20"/>
+                <w:szCs w:val="20"/>
+              </w:rPr>
+              <w:t xml:space="preserve"> (même repli). Pendant l'attente : « 📤 Avenant en attente de signature ».</w:t>
             </w:r>
           </w:p>
         </w:tc>
@@ -5934,7 +5950,7 @@
                 <w:sz w:val="19"/>
                 <w:szCs w:val="19"/>
               </w:rPr>
-              <w:t xml:space="preserve">Déclare les travaux terminés et ouvre WhatsApp avec le lien du PV.</w:t>
+              <w:t xml:space="preserve">Déclare les travaux terminés et envoie le lien du PV du numéro BMI (repli : WhatsApp sur l'appareil).</w:t>
             </w:r>
           </w:p>
         </w:tc>
@@ -5999,7 +6015,7 @@
                 <w:sz w:val="19"/>
                 <w:szCs w:val="19"/>
               </w:rPr>
-              <w:t xml:space="preserve">Renvoie le lien du PV (administrateur).</w:t>
+              <w:t xml:space="preserve">Renvoie le lien du PV du numéro BMI (administrateur).</w:t>
             </w:r>
           </w:p>
         </w:tc>
@@ -10578,7 +10594,7 @@
         <w:sz w:val="14"/>
         <w:szCs w:val="14"/>
       </w:rPr>
-      <w:t xml:space="preserve">Version 2.101.388 de l'application  ·  30 septembre 2026  ·  document interne BMI Togo</w:t>
+      <w:t xml:space="preserve">Version 2.101.389 de l'application  ·  30 septembre 2026  ·  document interne BMI Togo</w:t>
     </w:r>
   </w:p>
 </w:ftr>

--- a/docs/manuel/chapitre-15-chantiers-et-travaux.docx
+++ b/docs/manuel/chapitre-15-chantiers-et-travaux.docx
@@ -322,7 +322,7 @@
                 <w:sz w:val="20"/>
                 <w:szCs w:val="20"/>
               </w:rPr>
-              <w:t xml:space="preserve">2.101.389</w:t>
+              <w:t xml:space="preserve">2.101.390</w:t>
             </w:r>
           </w:p>
         </w:tc>
@@ -10594,7 +10594,7 @@
         <w:sz w:val="14"/>
         <w:szCs w:val="14"/>
       </w:rPr>
-      <w:t xml:space="preserve">Version 2.101.389 de l'application  ·  30 septembre 2026  ·  document interne BMI Togo</w:t>
+      <w:t xml:space="preserve">Version 2.101.390 de l'application  ·  30 septembre 2026  ·  document interne BMI Togo</w:t>
     </w:r>
   </w:p>
 </w:ftr>

--- a/docs/manuel/chapitre-15-chantiers-et-travaux.docx
+++ b/docs/manuel/chapitre-15-chantiers-et-travaux.docx
@@ -322,7 +322,7 @@
                 <w:sz w:val="20"/>
                 <w:szCs w:val="20"/>
               </w:rPr>
-              <w:t xml:space="preserve">2.101.390</w:t>
+              <w:t xml:space="preserve">2.101.391</w:t>
             </w:r>
           </w:p>
         </w:tc>
@@ -368,7 +368,7 @@
                 <w:sz w:val="20"/>
                 <w:szCs w:val="20"/>
               </w:rPr>
-              <w:t xml:space="preserve">30 septembre 2026</w:t>
+              <w:t xml:space="preserve">1er octobre 2026</w:t>
             </w:r>
           </w:p>
         </w:tc>
@@ -10594,7 +10594,7 @@
         <w:sz w:val="14"/>
         <w:szCs w:val="14"/>
       </w:rPr>
-      <w:t xml:space="preserve">Version 2.101.390 de l'application  ·  30 septembre 2026  ·  document interne BMI Togo</w:t>
+      <w:t xml:space="preserve">Version 2.101.391 de l'application  ·  1er octobre 2026  ·  document interne BMI Togo</w:t>
     </w:r>
   </w:p>
 </w:ftr>

--- a/docs/manuel/chapitre-15-chantiers-et-travaux.docx
+++ b/docs/manuel/chapitre-15-chantiers-et-travaux.docx
@@ -322,7 +322,7 @@
                 <w:sz w:val="20"/>
                 <w:szCs w:val="20"/>
               </w:rPr>
-              <w:t xml:space="preserve">2.101.391</w:t>
+              <w:t xml:space="preserve">2.101.392</w:t>
             </w:r>
           </w:p>
         </w:tc>
@@ -10594,7 +10594,7 @@
         <w:sz w:val="14"/>
         <w:szCs w:val="14"/>
       </w:rPr>
-      <w:t xml:space="preserve">Version 2.101.391 de l'application  ·  1er octobre 2026  ·  document interne BMI Togo</w:t>
+      <w:t xml:space="preserve">Version 2.101.392 de l'application  ·  1er octobre 2026  ·  document interne BMI Togo</w:t>
     </w:r>
   </w:p>
 </w:ftr>

--- a/docs/manuel/chapitre-15-chantiers-et-travaux.docx
+++ b/docs/manuel/chapitre-15-chantiers-et-travaux.docx
@@ -322,7 +322,7 @@
                 <w:sz w:val="20"/>
                 <w:szCs w:val="20"/>
               </w:rPr>
-              <w:t xml:space="preserve">2.101.392</w:t>
+              <w:t xml:space="preserve">2.101.393</w:t>
             </w:r>
           </w:p>
         </w:tc>
@@ -10594,7 +10594,7 @@
         <w:sz w:val="14"/>
         <w:szCs w:val="14"/>
       </w:rPr>
-      <w:t xml:space="preserve">Version 2.101.392 de l'application  ·  1er octobre 2026  ·  document interne BMI Togo</w:t>
+      <w:t xml:space="preserve">Version 2.101.393 de l'application  ·  1er octobre 2026  ·  document interne BMI Togo</w:t>
     </w:r>
   </w:p>
 </w:ftr>

--- a/docs/manuel/chapitre-15-chantiers-et-travaux.docx
+++ b/docs/manuel/chapitre-15-chantiers-et-travaux.docx
@@ -322,7 +322,7 @@
                 <w:sz w:val="20"/>
                 <w:szCs w:val="20"/>
               </w:rPr>
-              <w:t xml:space="preserve">2.101.393</w:t>
+              <w:t xml:space="preserve">2.101.394</w:t>
             </w:r>
           </w:p>
         </w:tc>
@@ -10594,7 +10594,7 @@
         <w:sz w:val="14"/>
         <w:szCs w:val="14"/>
       </w:rPr>
-      <w:t xml:space="preserve">Version 2.101.393 de l'application  ·  1er octobre 2026  ·  document interne BMI Togo</w:t>
+      <w:t xml:space="preserve">Version 2.101.394 de l'application  ·  1er octobre 2026  ·  document interne BMI Togo</w:t>
     </w:r>
   </w:p>
 </w:ftr>

--- a/docs/manuel/chapitre-15-chantiers-et-travaux.docx
+++ b/docs/manuel/chapitre-15-chantiers-et-travaux.docx
@@ -322,7 +322,7 @@
                 <w:sz w:val="20"/>
                 <w:szCs w:val="20"/>
               </w:rPr>
-              <w:t xml:space="preserve">2.101.394</w:t>
+              <w:t xml:space="preserve">2.101.395</w:t>
             </w:r>
           </w:p>
         </w:tc>
@@ -10594,7 +10594,7 @@
         <w:sz w:val="14"/>
         <w:szCs w:val="14"/>
       </w:rPr>
-      <w:t xml:space="preserve">Version 2.101.394 de l'application  ·  1er octobre 2026  ·  document interne BMI Togo</w:t>
+      <w:t xml:space="preserve">Version 2.101.395 de l'application  ·  1er octobre 2026  ·  document interne BMI Togo</w:t>
     </w:r>
   </w:p>
 </w:ftr>

--- a/docs/manuel/chapitre-15-chantiers-et-travaux.docx
+++ b/docs/manuel/chapitre-15-chantiers-et-travaux.docx
@@ -322,7 +322,7 @@
                 <w:sz w:val="20"/>
                 <w:szCs w:val="20"/>
               </w:rPr>
-              <w:t xml:space="preserve">2.101.395</w:t>
+              <w:t xml:space="preserve">2.101.396</w:t>
             </w:r>
           </w:p>
         </w:tc>
@@ -10594,7 +10594,7 @@
         <w:sz w:val="14"/>
         <w:szCs w:val="14"/>
       </w:rPr>
-      <w:t xml:space="preserve">Version 2.101.395 de l'application  ·  1er octobre 2026  ·  document interne BMI Togo</w:t>
+      <w:t xml:space="preserve">Version 2.101.396 de l'application  ·  1er octobre 2026  ·  document interne BMI Togo</w:t>
     </w:r>
   </w:p>
 </w:ftr>

--- a/docs/manuel/chapitre-15-chantiers-et-travaux.docx
+++ b/docs/manuel/chapitre-15-chantiers-et-travaux.docx
@@ -322,7 +322,7 @@
                 <w:sz w:val="20"/>
                 <w:szCs w:val="20"/>
               </w:rPr>
-              <w:t xml:space="preserve">2.101.396</w:t>
+              <w:t xml:space="preserve">2.101.397</w:t>
             </w:r>
           </w:p>
         </w:tc>
@@ -10594,7 +10594,7 @@
         <w:sz w:val="14"/>
         <w:szCs w:val="14"/>
       </w:rPr>
-      <w:t xml:space="preserve">Version 2.101.396 de l'application  ·  1er octobre 2026  ·  document interne BMI Togo</w:t>
+      <w:t xml:space="preserve">Version 2.101.397 de l'application  ·  1er octobre 2026  ·  document interne BMI Togo</w:t>
     </w:r>
   </w:p>
 </w:ftr>

--- a/docs/manuel/chapitre-15-chantiers-et-travaux.docx
+++ b/docs/manuel/chapitre-15-chantiers-et-travaux.docx
@@ -322,7 +322,7 @@
                 <w:sz w:val="20"/>
                 <w:szCs w:val="20"/>
               </w:rPr>
-              <w:t xml:space="preserve">2.101.397</w:t>
+              <w:t xml:space="preserve">2.101.398</w:t>
             </w:r>
           </w:p>
         </w:tc>
@@ -10594,7 +10594,7 @@
         <w:sz w:val="14"/>
         <w:szCs w:val="14"/>
       </w:rPr>
-      <w:t xml:space="preserve">Version 2.101.397 de l'application  ·  1er octobre 2026  ·  document interne BMI Togo</w:t>
+      <w:t xml:space="preserve">Version 2.101.398 de l'application  ·  1er octobre 2026  ·  document interne BMI Togo</w:t>
     </w:r>
   </w:p>
 </w:ftr>

--- a/docs/manuel/chapitre-15-chantiers-et-travaux.docx
+++ b/docs/manuel/chapitre-15-chantiers-et-travaux.docx
@@ -322,7 +322,7 @@
                 <w:sz w:val="20"/>
                 <w:szCs w:val="20"/>
               </w:rPr>
-              <w:t xml:space="preserve">2.101.398</w:t>
+              <w:t xml:space="preserve">2.101.399</w:t>
             </w:r>
           </w:p>
         </w:tc>
@@ -10594,7 +10594,7 @@
         <w:sz w:val="14"/>
         <w:szCs w:val="14"/>
       </w:rPr>
-      <w:t xml:space="preserve">Version 2.101.398 de l'application  ·  1er octobre 2026  ·  document interne BMI Togo</w:t>
+      <w:t xml:space="preserve">Version 2.101.399 de l'application  ·  1er octobre 2026  ·  document interne BMI Togo</w:t>
     </w:r>
   </w:p>
 </w:ftr>

--- a/docs/manuel/chapitre-15-chantiers-et-travaux.docx
+++ b/docs/manuel/chapitre-15-chantiers-et-travaux.docx
@@ -322,7 +322,7 @@
                 <w:sz w:val="20"/>
                 <w:szCs w:val="20"/>
               </w:rPr>
-              <w:t xml:space="preserve">2.101.399</w:t>
+              <w:t xml:space="preserve">2.101.400</w:t>
             </w:r>
           </w:p>
         </w:tc>
@@ -10594,7 +10594,7 @@
         <w:sz w:val="14"/>
         <w:szCs w:val="14"/>
       </w:rPr>
-      <w:t xml:space="preserve">Version 2.101.399 de l'application  ·  1er octobre 2026  ·  document interne BMI Togo</w:t>
+      <w:t xml:space="preserve">Version 2.101.400 de l'application  ·  1er octobre 2026  ·  document interne BMI Togo</w:t>
     </w:r>
   </w:p>
 </w:ftr>

--- a/docs/manuel/chapitre-15-chantiers-et-travaux.docx
+++ b/docs/manuel/chapitre-15-chantiers-et-travaux.docx
@@ -322,7 +322,7 @@
                 <w:sz w:val="20"/>
                 <w:szCs w:val="20"/>
               </w:rPr>
-              <w:t xml:space="preserve">2.101.400</w:t>
+              <w:t xml:space="preserve">2.101.401</w:t>
             </w:r>
           </w:p>
         </w:tc>
@@ -10594,7 +10594,7 @@
         <w:sz w:val="14"/>
         <w:szCs w:val="14"/>
       </w:rPr>
-      <w:t xml:space="preserve">Version 2.101.400 de l'application  ·  1er octobre 2026  ·  document interne BMI Togo</w:t>
+      <w:t xml:space="preserve">Version 2.101.401 de l'application  ·  1er octobre 2026  ·  document interne BMI Togo</w:t>
     </w:r>
   </w:p>
 </w:ftr>

--- a/docs/manuel/chapitre-15-chantiers-et-travaux.docx
+++ b/docs/manuel/chapitre-15-chantiers-et-travaux.docx
@@ -322,7 +322,7 @@
                 <w:sz w:val="20"/>
                 <w:szCs w:val="20"/>
               </w:rPr>
-              <w:t xml:space="preserve">2.101.401</w:t>
+              <w:t xml:space="preserve">2.101.402</w:t>
             </w:r>
           </w:p>
         </w:tc>
@@ -10594,7 +10594,7 @@
         <w:sz w:val="14"/>
         <w:szCs w:val="14"/>
       </w:rPr>
-      <w:t xml:space="preserve">Version 2.101.401 de l'application  ·  1er octobre 2026  ·  document interne BMI Togo</w:t>
+      <w:t xml:space="preserve">Version 2.101.402 de l'application  ·  1er octobre 2026  ·  document interne BMI Togo</w:t>
     </w:r>
   </w:p>
 </w:ftr>

--- a/docs/manuel/chapitre-15-chantiers-et-travaux.docx
+++ b/docs/manuel/chapitre-15-chantiers-et-travaux.docx
@@ -322,7 +322,7 @@
                 <w:sz w:val="20"/>
                 <w:szCs w:val="20"/>
               </w:rPr>
-              <w:t xml:space="preserve">2.101.402</w:t>
+              <w:t xml:space="preserve">2.101.403</w:t>
             </w:r>
           </w:p>
         </w:tc>
@@ -10594,7 +10594,7 @@
         <w:sz w:val="14"/>
         <w:szCs w:val="14"/>
       </w:rPr>
-      <w:t xml:space="preserve">Version 2.101.402 de l'application  ·  1er octobre 2026  ·  document interne BMI Togo</w:t>
+      <w:t xml:space="preserve">Version 2.101.403 de l'application  ·  1er octobre 2026  ·  document interne BMI Togo</w:t>
     </w:r>
   </w:p>
 </w:ftr>

--- a/docs/manuel/chapitre-15-chantiers-et-travaux.docx
+++ b/docs/manuel/chapitre-15-chantiers-et-travaux.docx
@@ -322,7 +322,7 @@
                 <w:sz w:val="20"/>
                 <w:szCs w:val="20"/>
               </w:rPr>
-              <w:t xml:space="preserve">2.101.403</w:t>
+              <w:t xml:space="preserve">2.101.404</w:t>
             </w:r>
           </w:p>
         </w:tc>
@@ -10594,7 +10594,7 @@
         <w:sz w:val="14"/>
         <w:szCs w:val="14"/>
       </w:rPr>
-      <w:t xml:space="preserve">Version 2.101.403 de l'application  ·  1er octobre 2026  ·  document interne BMI Togo</w:t>
+      <w:t xml:space="preserve">Version 2.101.404 de l'application  ·  1er octobre 2026  ·  document interne BMI Togo</w:t>
     </w:r>
   </w:p>
 </w:ftr>

--- a/docs/manuel/chapitre-15-chantiers-et-travaux.docx
+++ b/docs/manuel/chapitre-15-chantiers-et-travaux.docx
@@ -322,7 +322,7 @@
                 <w:sz w:val="20"/>
                 <w:szCs w:val="20"/>
               </w:rPr>
-              <w:t xml:space="preserve">2.101.404</w:t>
+              <w:t xml:space="preserve">2.101.406</w:t>
             </w:r>
           </w:p>
         </w:tc>
@@ -10594,7 +10594,7 @@
         <w:sz w:val="14"/>
         <w:szCs w:val="14"/>
       </w:rPr>
-      <w:t xml:space="preserve">Version 2.101.404 de l'application  ·  1er octobre 2026  ·  document interne BMI Togo</w:t>
+      <w:t xml:space="preserve">Version 2.101.406 de l'application  ·  1er octobre 2026  ·  document interne BMI Togo</w:t>
     </w:r>
   </w:p>
 </w:ftr>

--- a/docs/manuel/chapitre-15-chantiers-et-travaux.docx
+++ b/docs/manuel/chapitre-15-chantiers-et-travaux.docx
@@ -322,7 +322,7 @@
                 <w:sz w:val="20"/>
                 <w:szCs w:val="20"/>
               </w:rPr>
-              <w:t xml:space="preserve">2.101.406</w:t>
+              <w:t xml:space="preserve">2.101.407</w:t>
             </w:r>
           </w:p>
         </w:tc>
@@ -10594,7 +10594,7 @@
         <w:sz w:val="14"/>
         <w:szCs w:val="14"/>
       </w:rPr>
-      <w:t xml:space="preserve">Version 2.101.406 de l'application  ·  1er octobre 2026  ·  document interne BMI Togo</w:t>
+      <w:t xml:space="preserve">Version 2.101.407 de l'application  ·  1er octobre 2026  ·  document interne BMI Togo</w:t>
     </w:r>
   </w:p>
 </w:ftr>

--- a/docs/manuel/chapitre-15-chantiers-et-travaux.docx
+++ b/docs/manuel/chapitre-15-chantiers-et-travaux.docx
@@ -322,7 +322,7 @@
                 <w:sz w:val="20"/>
                 <w:szCs w:val="20"/>
               </w:rPr>
-              <w:t xml:space="preserve">2.101.407</w:t>
+              <w:t xml:space="preserve">2.101.408</w:t>
             </w:r>
           </w:p>
         </w:tc>
@@ -10594,7 +10594,7 @@
         <w:sz w:val="14"/>
         <w:szCs w:val="14"/>
       </w:rPr>
-      <w:t xml:space="preserve">Version 2.101.407 de l'application  ·  1er octobre 2026  ·  document interne BMI Togo</w:t>
+      <w:t xml:space="preserve">Version 2.101.408 de l'application  ·  1er octobre 2026  ·  document interne BMI Togo</w:t>
     </w:r>
   </w:p>
 </w:ftr>

--- a/docs/manuel/chapitre-15-chantiers-et-travaux.docx
+++ b/docs/manuel/chapitre-15-chantiers-et-travaux.docx
@@ -322,7 +322,7 @@
                 <w:sz w:val="20"/>
                 <w:szCs w:val="20"/>
               </w:rPr>
-              <w:t xml:space="preserve">2.101.408</w:t>
+              <w:t xml:space="preserve">2.101.409</w:t>
             </w:r>
           </w:p>
         </w:tc>
@@ -10594,7 +10594,7 @@
         <w:sz w:val="14"/>
         <w:szCs w:val="14"/>
       </w:rPr>
-      <w:t xml:space="preserve">Version 2.101.408 de l'application  ·  1er octobre 2026  ·  document interne BMI Togo</w:t>
+      <w:t xml:space="preserve">Version 2.101.409 de l'application  ·  1er octobre 2026  ·  document interne BMI Togo</w:t>
     </w:r>
   </w:p>
 </w:ftr>

--- a/docs/manuel/chapitre-15-chantiers-et-travaux.docx
+++ b/docs/manuel/chapitre-15-chantiers-et-travaux.docx
@@ -322,7 +322,7 @@
                 <w:sz w:val="20"/>
                 <w:szCs w:val="20"/>
               </w:rPr>
-              <w:t xml:space="preserve">2.101.409</w:t>
+              <w:t xml:space="preserve">2.101.410</w:t>
             </w:r>
           </w:p>
         </w:tc>
@@ -10594,7 +10594,7 @@
         <w:sz w:val="14"/>
         <w:szCs w:val="14"/>
       </w:rPr>
-      <w:t xml:space="preserve">Version 2.101.409 de l'application  ·  1er octobre 2026  ·  document interne BMI Togo</w:t>
+      <w:t xml:space="preserve">Version 2.101.410 de l'application  ·  1er octobre 2026  ·  document interne BMI Togo</w:t>
     </w:r>
   </w:p>
 </w:ftr>

--- a/docs/manuel/chapitre-15-chantiers-et-travaux.docx
+++ b/docs/manuel/chapitre-15-chantiers-et-travaux.docx
@@ -322,7 +322,7 @@
                 <w:sz w:val="20"/>
                 <w:szCs w:val="20"/>
               </w:rPr>
-              <w:t xml:space="preserve">2.101.410</w:t>
+              <w:t xml:space="preserve">2.101.411</w:t>
             </w:r>
           </w:p>
         </w:tc>
@@ -10594,7 +10594,7 @@
         <w:sz w:val="14"/>
         <w:szCs w:val="14"/>
       </w:rPr>
-      <w:t xml:space="preserve">Version 2.101.410 de l'application  ·  1er octobre 2026  ·  document interne BMI Togo</w:t>
+      <w:t xml:space="preserve">Version 2.101.411 de l'application  ·  1er octobre 2026  ·  document interne BMI Togo</w:t>
     </w:r>
   </w:p>
 </w:ftr>

--- a/docs/manuel/chapitre-15-chantiers-et-travaux.docx
+++ b/docs/manuel/chapitre-15-chantiers-et-travaux.docx
@@ -322,7 +322,7 @@
                 <w:sz w:val="20"/>
                 <w:szCs w:val="20"/>
               </w:rPr>
-              <w:t xml:space="preserve">2.101.411</w:t>
+              <w:t xml:space="preserve">2.101.412</w:t>
             </w:r>
           </w:p>
         </w:tc>
@@ -10594,7 +10594,7 @@
         <w:sz w:val="14"/>
         <w:szCs w:val="14"/>
       </w:rPr>
-      <w:t xml:space="preserve">Version 2.101.411 de l'application  ·  1er octobre 2026  ·  document interne BMI Togo</w:t>
+      <w:t xml:space="preserve">Version 2.101.412 de l'application  ·  1er octobre 2026  ·  document interne BMI Togo</w:t>
     </w:r>
   </w:p>
 </w:ftr>

--- a/docs/manuel/chapitre-15-chantiers-et-travaux.docx
+++ b/docs/manuel/chapitre-15-chantiers-et-travaux.docx
@@ -322,7 +322,7 @@
                 <w:sz w:val="20"/>
                 <w:szCs w:val="20"/>
               </w:rPr>
-              <w:t xml:space="preserve">2.101.412</w:t>
+              <w:t xml:space="preserve">2.101.413</w:t>
             </w:r>
           </w:p>
         </w:tc>
@@ -10594,7 +10594,7 @@
         <w:sz w:val="14"/>
         <w:szCs w:val="14"/>
       </w:rPr>
-      <w:t xml:space="preserve">Version 2.101.412 de l'application  ·  1er octobre 2026  ·  document interne BMI Togo</w:t>
+      <w:t xml:space="preserve">Version 2.101.413 de l'application  ·  1er octobre 2026  ·  document interne BMI Togo</w:t>
     </w:r>
   </w:p>
 </w:ftr>

--- a/docs/manuel/chapitre-15-chantiers-et-travaux.docx
+++ b/docs/manuel/chapitre-15-chantiers-et-travaux.docx
@@ -322,7 +322,7 @@
                 <w:sz w:val="20"/>
                 <w:szCs w:val="20"/>
               </w:rPr>
-              <w:t xml:space="preserve">2.101.413</w:t>
+              <w:t xml:space="preserve">2.101.414</w:t>
             </w:r>
           </w:p>
         </w:tc>
@@ -10594,7 +10594,7 @@
         <w:sz w:val="14"/>
         <w:szCs w:val="14"/>
       </w:rPr>
-      <w:t xml:space="preserve">Version 2.101.413 de l'application  ·  1er octobre 2026  ·  document interne BMI Togo</w:t>
+      <w:t xml:space="preserve">Version 2.101.414 de l'application  ·  1er octobre 2026  ·  document interne BMI Togo</w:t>
     </w:r>
   </w:p>
 </w:ftr>

--- a/docs/manuel/chapitre-15-chantiers-et-travaux.docx
+++ b/docs/manuel/chapitre-15-chantiers-et-travaux.docx
@@ -322,7 +322,7 @@
                 <w:sz w:val="20"/>
                 <w:szCs w:val="20"/>
               </w:rPr>
-              <w:t xml:space="preserve">2.101.414</w:t>
+              <w:t xml:space="preserve">2.101.415</w:t>
             </w:r>
           </w:p>
         </w:tc>
@@ -10594,7 +10594,7 @@
         <w:sz w:val="14"/>
         <w:szCs w:val="14"/>
       </w:rPr>
-      <w:t xml:space="preserve">Version 2.101.414 de l'application  ·  1er octobre 2026  ·  document interne BMI Togo</w:t>
+      <w:t xml:space="preserve">Version 2.101.415 de l'application  ·  1er octobre 2026  ·  document interne BMI Togo</w:t>
     </w:r>
   </w:p>
 </w:ftr>

--- a/docs/manuel/chapitre-15-chantiers-et-travaux.docx
+++ b/docs/manuel/chapitre-15-chantiers-et-travaux.docx
@@ -322,7 +322,7 @@
                 <w:sz w:val="20"/>
                 <w:szCs w:val="20"/>
               </w:rPr>
-              <w:t xml:space="preserve">2.101.415</w:t>
+              <w:t xml:space="preserve">2.101.416</w:t>
             </w:r>
           </w:p>
         </w:tc>
@@ -10594,7 +10594,7 @@
         <w:sz w:val="14"/>
         <w:szCs w:val="14"/>
       </w:rPr>
-      <w:t xml:space="preserve">Version 2.101.415 de l'application  ·  1er octobre 2026  ·  document interne BMI Togo</w:t>
+      <w:t xml:space="preserve">Version 2.101.416 de l'application  ·  1er octobre 2026  ·  document interne BMI Togo</w:t>
     </w:r>
   </w:p>
 </w:ftr>

--- a/docs/manuel/chapitre-15-chantiers-et-travaux.docx
+++ b/docs/manuel/chapitre-15-chantiers-et-travaux.docx
@@ -322,7 +322,7 @@
                 <w:sz w:val="20"/>
                 <w:szCs w:val="20"/>
               </w:rPr>
-              <w:t xml:space="preserve">2.101.416</w:t>
+              <w:t xml:space="preserve">2.101.417</w:t>
             </w:r>
           </w:p>
         </w:tc>
@@ -10594,7 +10594,7 @@
         <w:sz w:val="14"/>
         <w:szCs w:val="14"/>
       </w:rPr>
-      <w:t xml:space="preserve">Version 2.101.416 de l'application  ·  1er octobre 2026  ·  document interne BMI Togo</w:t>
+      <w:t xml:space="preserve">Version 2.101.417 de l'application  ·  1er octobre 2026  ·  document interne BMI Togo</w:t>
     </w:r>
   </w:p>
 </w:ftr>

--- a/docs/manuel/chapitre-15-chantiers-et-travaux.docx
+++ b/docs/manuel/chapitre-15-chantiers-et-travaux.docx
@@ -322,7 +322,7 @@
                 <w:sz w:val="20"/>
                 <w:szCs w:val="20"/>
               </w:rPr>
-              <w:t xml:space="preserve">2.101.417</w:t>
+              <w:t xml:space="preserve">2.101.418</w:t>
             </w:r>
           </w:p>
         </w:tc>
@@ -10594,7 +10594,7 @@
         <w:sz w:val="14"/>
         <w:szCs w:val="14"/>
       </w:rPr>
-      <w:t xml:space="preserve">Version 2.101.417 de l'application  ·  1er octobre 2026  ·  document interne BMI Togo</w:t>
+      <w:t xml:space="preserve">Version 2.101.418 de l'application  ·  1er octobre 2026  ·  document interne BMI Togo</w:t>
     </w:r>
   </w:p>
 </w:ftr>

--- a/docs/manuel/chapitre-15-chantiers-et-travaux.docx
+++ b/docs/manuel/chapitre-15-chantiers-et-travaux.docx
@@ -322,7 +322,7 @@
                 <w:sz w:val="20"/>
                 <w:szCs w:val="20"/>
               </w:rPr>
-              <w:t xml:space="preserve">2.101.418</w:t>
+              <w:t xml:space="preserve">2.101.419</w:t>
             </w:r>
           </w:p>
         </w:tc>
@@ -10594,7 +10594,7 @@
         <w:sz w:val="14"/>
         <w:szCs w:val="14"/>
       </w:rPr>
-      <w:t xml:space="preserve">Version 2.101.418 de l'application  ·  1er octobre 2026  ·  document interne BMI Togo</w:t>
+      <w:t xml:space="preserve">Version 2.101.419 de l'application  ·  1er octobre 2026  ·  document interne BMI Togo</w:t>
     </w:r>
   </w:p>
 </w:ftr>

--- a/docs/manuel/chapitre-15-chantiers-et-travaux.docx
+++ b/docs/manuel/chapitre-15-chantiers-et-travaux.docx
@@ -322,7 +322,7 @@
                 <w:sz w:val="20"/>
                 <w:szCs w:val="20"/>
               </w:rPr>
-              <w:t xml:space="preserve">2.101.419</w:t>
+              <w:t xml:space="preserve">2.101.420</w:t>
             </w:r>
           </w:p>
         </w:tc>
@@ -10594,7 +10594,7 @@
         <w:sz w:val="14"/>
         <w:szCs w:val="14"/>
       </w:rPr>
-      <w:t xml:space="preserve">Version 2.101.419 de l'application  ·  1er octobre 2026  ·  document interne BMI Togo</w:t>
+      <w:t xml:space="preserve">Version 2.101.420 de l'application  ·  1er octobre 2026  ·  document interne BMI Togo</w:t>
     </w:r>
   </w:p>
 </w:ftr>

--- a/docs/manuel/chapitre-15-chantiers-et-travaux.docx
+++ b/docs/manuel/chapitre-15-chantiers-et-travaux.docx
@@ -322,7 +322,7 @@
                 <w:sz w:val="20"/>
                 <w:szCs w:val="20"/>
               </w:rPr>
-              <w:t xml:space="preserve">2.101.420</w:t>
+              <w:t xml:space="preserve">2.101.421</w:t>
             </w:r>
           </w:p>
         </w:tc>
@@ -10594,7 +10594,7 @@
         <w:sz w:val="14"/>
         <w:szCs w:val="14"/>
       </w:rPr>
-      <w:t xml:space="preserve">Version 2.101.420 de l'application  ·  1er octobre 2026  ·  document interne BMI Togo</w:t>
+      <w:t xml:space="preserve">Version 2.101.421 de l'application  ·  1er octobre 2026  ·  document interne BMI Togo</w:t>
     </w:r>
   </w:p>
 </w:ftr>

--- a/docs/manuel/chapitre-15-chantiers-et-travaux.docx
+++ b/docs/manuel/chapitre-15-chantiers-et-travaux.docx
@@ -322,7 +322,7 @@
                 <w:sz w:val="20"/>
                 <w:szCs w:val="20"/>
               </w:rPr>
-              <w:t xml:space="preserve">2.101.421</w:t>
+              <w:t xml:space="preserve">2.101.422</w:t>
             </w:r>
           </w:p>
         </w:tc>
@@ -10594,7 +10594,7 @@
         <w:sz w:val="14"/>
         <w:szCs w:val="14"/>
       </w:rPr>
-      <w:t xml:space="preserve">Version 2.101.421 de l'application  ·  1er octobre 2026  ·  document interne BMI Togo</w:t>
+      <w:t xml:space="preserve">Version 2.101.422 de l'application  ·  1er octobre 2026  ·  document interne BMI Togo</w:t>
     </w:r>
   </w:p>
 </w:ftr>

--- a/docs/manuel/chapitre-15-chantiers-et-travaux.docx
+++ b/docs/manuel/chapitre-15-chantiers-et-travaux.docx
@@ -322,7 +322,7 @@
                 <w:sz w:val="20"/>
                 <w:szCs w:val="20"/>
               </w:rPr>
-              <w:t xml:space="preserve">2.101.422</w:t>
+              <w:t xml:space="preserve">2.101.423</w:t>
             </w:r>
           </w:p>
         </w:tc>
@@ -10594,7 +10594,7 @@
         <w:sz w:val="14"/>
         <w:szCs w:val="14"/>
       </w:rPr>
-      <w:t xml:space="preserve">Version 2.101.422 de l'application  ·  1er octobre 2026  ·  document interne BMI Togo</w:t>
+      <w:t xml:space="preserve">Version 2.101.423 de l'application  ·  1er octobre 2026  ·  document interne BMI Togo</w:t>
     </w:r>
   </w:p>
 </w:ftr>

--- a/docs/manuel/chapitre-15-chantiers-et-travaux.docx
+++ b/docs/manuel/chapitre-15-chantiers-et-travaux.docx
@@ -322,7 +322,7 @@
                 <w:sz w:val="20"/>
                 <w:szCs w:val="20"/>
               </w:rPr>
-              <w:t xml:space="preserve">2.101.423</w:t>
+              <w:t xml:space="preserve">2.101.424</w:t>
             </w:r>
           </w:p>
         </w:tc>
@@ -10594,7 +10594,7 @@
         <w:sz w:val="14"/>
         <w:szCs w:val="14"/>
       </w:rPr>
-      <w:t xml:space="preserve">Version 2.101.423 de l'application  ·  1er octobre 2026  ·  document interne BMI Togo</w:t>
+      <w:t xml:space="preserve">Version 2.101.424 de l'application  ·  1er octobre 2026  ·  document interne BMI Togo</w:t>
     </w:r>
   </w:p>
 </w:ftr>

--- a/docs/manuel/chapitre-15-chantiers-et-travaux.docx
+++ b/docs/manuel/chapitre-15-chantiers-et-travaux.docx
@@ -322,7 +322,7 @@
                 <w:sz w:val="20"/>
                 <w:szCs w:val="20"/>
               </w:rPr>
-              <w:t xml:space="preserve">2.101.424</w:t>
+              <w:t xml:space="preserve">2.101.425</w:t>
             </w:r>
           </w:p>
         </w:tc>
@@ -10594,7 +10594,7 @@
         <w:sz w:val="14"/>
         <w:szCs w:val="14"/>
       </w:rPr>
-      <w:t xml:space="preserve">Version 2.101.424 de l'application  ·  1er octobre 2026  ·  document interne BMI Togo</w:t>
+      <w:t xml:space="preserve">Version 2.101.425 de l'application  ·  1er octobre 2026  ·  document interne BMI Togo</w:t>
     </w:r>
   </w:p>
 </w:ftr>

--- a/docs/manuel/chapitre-15-chantiers-et-travaux.docx
+++ b/docs/manuel/chapitre-15-chantiers-et-travaux.docx
@@ -322,7 +322,7 @@
                 <w:sz w:val="20"/>
                 <w:szCs w:val="20"/>
               </w:rPr>
-              <w:t xml:space="preserve">2.101.425</w:t>
+              <w:t xml:space="preserve">2.101.426</w:t>
             </w:r>
           </w:p>
         </w:tc>
@@ -10594,7 +10594,7 @@
         <w:sz w:val="14"/>
         <w:szCs w:val="14"/>
       </w:rPr>
-      <w:t xml:space="preserve">Version 2.101.425 de l'application  ·  1er octobre 2026  ·  document interne BMI Togo</w:t>
+      <w:t xml:space="preserve">Version 2.101.426 de l'application  ·  1er octobre 2026  ·  document interne BMI Togo</w:t>
     </w:r>
   </w:p>
 </w:ftr>

--- a/docs/manuel/chapitre-15-chantiers-et-travaux.docx
+++ b/docs/manuel/chapitre-15-chantiers-et-travaux.docx
@@ -322,7 +322,7 @@
                 <w:sz w:val="20"/>
                 <w:szCs w:val="20"/>
               </w:rPr>
-              <w:t xml:space="preserve">2.101.426</w:t>
+              <w:t xml:space="preserve">2.101.427</w:t>
             </w:r>
           </w:p>
         </w:tc>
@@ -10594,7 +10594,7 @@
         <w:sz w:val="14"/>
         <w:szCs w:val="14"/>
       </w:rPr>
-      <w:t xml:space="preserve">Version 2.101.426 de l'application  ·  1er octobre 2026  ·  document interne BMI Togo</w:t>
+      <w:t xml:space="preserve">Version 2.101.427 de l'application  ·  1er octobre 2026  ·  document interne BMI Togo</w:t>
     </w:r>
   </w:p>
 </w:ftr>

--- a/docs/manuel/chapitre-15-chantiers-et-travaux.docx
+++ b/docs/manuel/chapitre-15-chantiers-et-travaux.docx
@@ -322,7 +322,7 @@
                 <w:sz w:val="20"/>
                 <w:szCs w:val="20"/>
               </w:rPr>
-              <w:t xml:space="preserve">2.101.427</w:t>
+              <w:t xml:space="preserve">2.101.428</w:t>
             </w:r>
           </w:p>
         </w:tc>
@@ -10594,7 +10594,7 @@
         <w:sz w:val="14"/>
         <w:szCs w:val="14"/>
       </w:rPr>
-      <w:t xml:space="preserve">Version 2.101.427 de l'application  ·  1er octobre 2026  ·  document interne BMI Togo</w:t>
+      <w:t xml:space="preserve">Version 2.101.428 de l'application  ·  1er octobre 2026  ·  document interne BMI Togo</w:t>
     </w:r>
   </w:p>
 </w:ftr>

--- a/docs/manuel/chapitre-15-chantiers-et-travaux.docx
+++ b/docs/manuel/chapitre-15-chantiers-et-travaux.docx
@@ -322,7 +322,7 @@
                 <w:sz w:val="20"/>
                 <w:szCs w:val="20"/>
               </w:rPr>
-              <w:t xml:space="preserve">2.101.428</w:t>
+              <w:t xml:space="preserve">2.101.429</w:t>
             </w:r>
           </w:p>
         </w:tc>
@@ -10594,7 +10594,7 @@
         <w:sz w:val="14"/>
         <w:szCs w:val="14"/>
       </w:rPr>
-      <w:t xml:space="preserve">Version 2.101.428 de l'application  ·  1er octobre 2026  ·  document interne BMI Togo</w:t>
+      <w:t xml:space="preserve">Version 2.101.429 de l'application  ·  1er octobre 2026  ·  document interne BMI Togo</w:t>
     </w:r>
   </w:p>
 </w:ftr>

--- a/docs/manuel/chapitre-15-chantiers-et-travaux.docx
+++ b/docs/manuel/chapitre-15-chantiers-et-travaux.docx
@@ -322,7 +322,7 @@
                 <w:sz w:val="20"/>
                 <w:szCs w:val="20"/>
               </w:rPr>
-              <w:t xml:space="preserve">2.101.429</w:t>
+              <w:t xml:space="preserve">2.101.430</w:t>
             </w:r>
           </w:p>
         </w:tc>
@@ -10594,7 +10594,7 @@
         <w:sz w:val="14"/>
         <w:szCs w:val="14"/>
       </w:rPr>
-      <w:t xml:space="preserve">Version 2.101.429 de l'application  ·  1er octobre 2026  ·  document interne BMI Togo</w:t>
+      <w:t xml:space="preserve">Version 2.101.430 de l'application  ·  1er octobre 2026  ·  document interne BMI Togo</w:t>
     </w:r>
   </w:p>
 </w:ftr>

--- a/docs/manuel/chapitre-15-chantiers-et-travaux.docx
+++ b/docs/manuel/chapitre-15-chantiers-et-travaux.docx
@@ -322,7 +322,7 @@
                 <w:sz w:val="20"/>
                 <w:szCs w:val="20"/>
               </w:rPr>
-              <w:t xml:space="preserve">2.101.430</w:t>
+              <w:t xml:space="preserve">2.101.431</w:t>
             </w:r>
           </w:p>
         </w:tc>
@@ -10594,7 +10594,7 @@
         <w:sz w:val="14"/>
         <w:szCs w:val="14"/>
       </w:rPr>
-      <w:t xml:space="preserve">Version 2.101.430 de l'application  ·  1er octobre 2026  ·  document interne BMI Togo</w:t>
+      <w:t xml:space="preserve">Version 2.101.431 de l'application  ·  1er octobre 2026  ·  document interne BMI Togo</w:t>
     </w:r>
   </w:p>
 </w:ftr>

--- a/docs/manuel/chapitre-15-chantiers-et-travaux.docx
+++ b/docs/manuel/chapitre-15-chantiers-et-travaux.docx
@@ -322,7 +322,7 @@
                 <w:sz w:val="20"/>
                 <w:szCs w:val="20"/>
               </w:rPr>
-              <w:t xml:space="preserve">2.101.431</w:t>
+              <w:t xml:space="preserve">2.101.432</w:t>
             </w:r>
           </w:p>
         </w:tc>
@@ -10594,7 +10594,7 @@
         <w:sz w:val="14"/>
         <w:szCs w:val="14"/>
       </w:rPr>
-      <w:t xml:space="preserve">Version 2.101.431 de l'application  ·  1er octobre 2026  ·  document interne BMI Togo</w:t>
+      <w:t xml:space="preserve">Version 2.101.432 de l'application  ·  1er octobre 2026  ·  document interne BMI Togo</w:t>
     </w:r>
   </w:p>
 </w:ftr>

--- a/docs/manuel/chapitre-15-chantiers-et-travaux.docx
+++ b/docs/manuel/chapitre-15-chantiers-et-travaux.docx
@@ -322,7 +322,7 @@
                 <w:sz w:val="20"/>
                 <w:szCs w:val="20"/>
               </w:rPr>
-              <w:t xml:space="preserve">2.101.432</w:t>
+              <w:t xml:space="preserve">2.101.433</w:t>
             </w:r>
           </w:p>
         </w:tc>
@@ -10594,7 +10594,7 @@
         <w:sz w:val="14"/>
         <w:szCs w:val="14"/>
       </w:rPr>
-      <w:t xml:space="preserve">Version 2.101.432 de l'application  ·  1er octobre 2026  ·  document interne BMI Togo</w:t>
+      <w:t xml:space="preserve">Version 2.101.433 de l'application  ·  1er octobre 2026  ·  document interne BMI Togo</w:t>
     </w:r>
   </w:p>
 </w:ftr>

--- a/docs/manuel/chapitre-15-chantiers-et-travaux.docx
+++ b/docs/manuel/chapitre-15-chantiers-et-travaux.docx
@@ -322,7 +322,7 @@
                 <w:sz w:val="20"/>
                 <w:szCs w:val="20"/>
               </w:rPr>
-              <w:t xml:space="preserve">2.101.433</w:t>
+              <w:t xml:space="preserve">2.101.434</w:t>
             </w:r>
           </w:p>
         </w:tc>
@@ -10594,7 +10594,7 @@
         <w:sz w:val="14"/>
         <w:szCs w:val="14"/>
       </w:rPr>
-      <w:t xml:space="preserve">Version 2.101.433 de l'application  ·  1er octobre 2026  ·  document interne BMI Togo</w:t>
+      <w:t xml:space="preserve">Version 2.101.434 de l'application  ·  1er octobre 2026  ·  document interne BMI Togo</w:t>
     </w:r>
   </w:p>
 </w:ftr>

--- a/docs/manuel/chapitre-15-chantiers-et-travaux.docx
+++ b/docs/manuel/chapitre-15-chantiers-et-travaux.docx
@@ -322,7 +322,7 @@
                 <w:sz w:val="20"/>
                 <w:szCs w:val="20"/>
               </w:rPr>
-              <w:t xml:space="preserve">2.101.434</w:t>
+              <w:t xml:space="preserve">2.101.435</w:t>
             </w:r>
           </w:p>
         </w:tc>
@@ -10594,7 +10594,7 @@
         <w:sz w:val="14"/>
         <w:szCs w:val="14"/>
       </w:rPr>
-      <w:t xml:space="preserve">Version 2.101.434 de l'application  ·  1er octobre 2026  ·  document interne BMI Togo</w:t>
+      <w:t xml:space="preserve">Version 2.101.435 de l'application  ·  1er octobre 2026  ·  document interne BMI Togo</w:t>
     </w:r>
   </w:p>
 </w:ftr>

--- a/docs/manuel/chapitre-15-chantiers-et-travaux.docx
+++ b/docs/manuel/chapitre-15-chantiers-et-travaux.docx
@@ -322,7 +322,7 @@
                 <w:sz w:val="20"/>
                 <w:szCs w:val="20"/>
               </w:rPr>
-              <w:t xml:space="preserve">2.101.435</w:t>
+              <w:t xml:space="preserve">2.101.436</w:t>
             </w:r>
           </w:p>
         </w:tc>
@@ -10594,7 +10594,7 @@
         <w:sz w:val="14"/>
         <w:szCs w:val="14"/>
       </w:rPr>
-      <w:t xml:space="preserve">Version 2.101.435 de l'application  ·  1er octobre 2026  ·  document interne BMI Togo</w:t>
+      <w:t xml:space="preserve">Version 2.101.436 de l'application  ·  1er octobre 2026  ·  document interne BMI Togo</w:t>
     </w:r>
   </w:p>
 </w:ftr>

--- a/docs/manuel/chapitre-15-chantiers-et-travaux.docx
+++ b/docs/manuel/chapitre-15-chantiers-et-travaux.docx
@@ -322,7 +322,7 @@
                 <w:sz w:val="20"/>
                 <w:szCs w:val="20"/>
               </w:rPr>
-              <w:t xml:space="preserve">2.101.436</w:t>
+              <w:t xml:space="preserve">2.101.437</w:t>
             </w:r>
           </w:p>
         </w:tc>
@@ -10594,7 +10594,7 @@
         <w:sz w:val="14"/>
         <w:szCs w:val="14"/>
       </w:rPr>
-      <w:t xml:space="preserve">Version 2.101.436 de l'application  ·  1er octobre 2026  ·  document interne BMI Togo</w:t>
+      <w:t xml:space="preserve">Version 2.101.437 de l'application  ·  1er octobre 2026  ·  document interne BMI Togo</w:t>
     </w:r>
   </w:p>
 </w:ftr>
